--- a/docs/Guia-de-uso-macOS.docx
+++ b/docs/Guia-de-uso-macOS.docx
@@ -163,12 +163,6 @@
         <w:gridCol w:w="3960"/>
       </w:tblGrid>
       <w:tr>
-        <w:tblPrEx>
-          <w:tblCellMar>
-            <w:top w:w="0" w:type="dxa"/>
-            <w:bottom w:w="0" w:type="dxa"/>
-          </w:tblCellMar>
-        </w:tblPrEx>
         <w:trPr>
           <w:tblHeader/>
         </w:trPr>
@@ -255,12 +249,6 @@
         </w:tc>
       </w:tr>
       <w:tr>
-        <w:tblPrEx>
-          <w:tblCellMar>
-            <w:top w:w="0" w:type="dxa"/>
-            <w:bottom w:w="0" w:type="dxa"/>
-          </w:tblCellMar>
-        </w:tblPrEx>
         <w:tc>
           <w:tcPr>
             <w:tcW w:w="2200" w:type="dxa"/>
@@ -851,12 +839,6 @@
         <w:gridCol w:w="6360"/>
       </w:tblGrid>
       <w:tr>
-        <w:tblPrEx>
-          <w:tblCellMar>
-            <w:top w:w="0" w:type="dxa"/>
-            <w:bottom w:w="0" w:type="dxa"/>
-          </w:tblCellMar>
-        </w:tblPrEx>
         <w:trPr>
           <w:tblHeader/>
         </w:trPr>
@@ -916,12 +898,6 @@
         </w:tc>
       </w:tr>
       <w:tr>
-        <w:tblPrEx>
-          <w:tblCellMar>
-            <w:top w:w="0" w:type="dxa"/>
-            <w:bottom w:w="0" w:type="dxa"/>
-          </w:tblCellMar>
-        </w:tblPrEx>
         <w:tc>
           <w:tcPr>
             <w:tcW w:w="3000" w:type="dxa"/>
@@ -1273,14 +1249,11 @@
         <w:jc w:val="center"/>
       </w:pPr>
       <w:r>
-        <w:rPr>
-          <w:noProof/>
-        </w:rPr>
         <w:drawing>
-          <wp:inline distT="0" distB="0" distL="0" distR="0" wp14:anchorId="70138001" wp14:editId="58B41A5C">
-            <wp:extent cx="4747565" cy="2985486"/>
-            <wp:effectExtent l="0" t="0" r="2540" b="0"/>
-            <wp:docPr id="1823986465" name="Imagen 1823986465"/>
+          <wp:inline distT="0" distB="0" distL="0" distR="0" wp14:anchorId="2A721A29" wp14:editId="01FED07B">
+            <wp:extent cx="4810080" cy="3116275"/>
+            <wp:effectExtent l="0" t="0" r="3810" b="0"/>
+            <wp:docPr id="1421584451" name="Imagen 1"/>
             <wp:cNvGraphicFramePr>
               <a:graphicFrameLocks xmlns:a="http://schemas.openxmlformats.org/drawingml/2006/main" noChangeAspect="1"/>
             </wp:cNvGraphicFramePr>
@@ -1288,22 +1261,19 @@
               <a:graphicData uri="http://schemas.openxmlformats.org/drawingml/2006/picture">
                 <pic:pic xmlns:pic="http://schemas.openxmlformats.org/drawingml/2006/picture">
                   <pic:nvPicPr>
-                    <pic:cNvPr id="0" name=""/>
-                    <pic:cNvPicPr>
-                      <a:picLocks noChangeAspect="1" noChangeArrowheads="1"/>
-                    </pic:cNvPicPr>
+                    <pic:cNvPr id="1421584451" name=""/>
+                    <pic:cNvPicPr/>
                   </pic:nvPicPr>
                   <pic:blipFill>
                     <a:blip r:embed="rId8"/>
-                    <a:srcRect/>
                     <a:stretch>
                       <a:fillRect/>
                     </a:stretch>
                   </pic:blipFill>
-                  <pic:spPr bwMode="auto">
+                  <pic:spPr>
                     <a:xfrm>
                       <a:off x="0" y="0"/>
-                      <a:ext cx="5021976" cy="3158048"/>
+                      <a:ext cx="4825153" cy="3126040"/>
                     </a:xfrm>
                     <a:prstGeom prst="rect">
                       <a:avLst/>
@@ -1318,6 +1288,7 @@
     </w:p>
     <w:tbl>
       <w:tblPr>
+        <w:tblpPr w:leftFromText="141" w:rightFromText="141" w:tblpY="-415"/>
         <w:tblW w:w="9360" w:type="dxa"/>
         <w:tblBorders>
           <w:top w:val="single" w:sz="4" w:space="0" w:color="C9D6E3"/>
@@ -1338,12 +1309,6 @@
         <w:gridCol w:w="6160"/>
       </w:tblGrid>
       <w:tr>
-        <w:tblPrEx>
-          <w:tblCellMar>
-            <w:top w:w="0" w:type="dxa"/>
-            <w:bottom w:w="0" w:type="dxa"/>
-          </w:tblCellMar>
-        </w:tblPrEx>
         <w:trPr>
           <w:tblHeader/>
         </w:trPr>
@@ -1404,12 +1369,6 @@
         </w:tc>
       </w:tr>
       <w:tr>
-        <w:tblPrEx>
-          <w:tblCellMar>
-            <w:top w:w="0" w:type="dxa"/>
-            <w:bottom w:w="0" w:type="dxa"/>
-          </w:tblCellMar>
-        </w:tblPrEx>
         <w:tc>
           <w:tcPr>
             <w:tcW w:w="3200" w:type="dxa"/>
@@ -1458,12 +1417,6 @@
         </w:tc>
       </w:tr>
       <w:tr>
-        <w:tblPrEx>
-          <w:tblCellMar>
-            <w:top w:w="0" w:type="dxa"/>
-            <w:bottom w:w="0" w:type="dxa"/>
-          </w:tblCellMar>
-        </w:tblPrEx>
         <w:tc>
           <w:tcPr>
             <w:tcW w:w="3200" w:type="dxa"/>
@@ -1514,12 +1467,6 @@
         </w:tc>
       </w:tr>
       <w:tr>
-        <w:tblPrEx>
-          <w:tblCellMar>
-            <w:top w:w="0" w:type="dxa"/>
-            <w:bottom w:w="0" w:type="dxa"/>
-          </w:tblCellMar>
-        </w:tblPrEx>
         <w:tc>
           <w:tcPr>
             <w:tcW w:w="3200" w:type="dxa"/>
@@ -1584,12 +1531,6 @@
         </w:tc>
       </w:tr>
       <w:tr>
-        <w:tblPrEx>
-          <w:tblCellMar>
-            <w:top w:w="0" w:type="dxa"/>
-            <w:bottom w:w="0" w:type="dxa"/>
-          </w:tblCellMar>
-        </w:tblPrEx>
         <w:tc>
           <w:tcPr>
             <w:tcW w:w="3200" w:type="dxa"/>
@@ -1640,12 +1581,6 @@
         </w:tc>
       </w:tr>
       <w:tr>
-        <w:tblPrEx>
-          <w:tblCellMar>
-            <w:top w:w="0" w:type="dxa"/>
-            <w:bottom w:w="0" w:type="dxa"/>
-          </w:tblCellMar>
-        </w:tblPrEx>
         <w:tc>
           <w:tcPr>
             <w:tcW w:w="3200" w:type="dxa"/>
@@ -1694,12 +1629,6 @@
         </w:tc>
       </w:tr>
       <w:tr>
-        <w:tblPrEx>
-          <w:tblCellMar>
-            <w:top w:w="0" w:type="dxa"/>
-            <w:bottom w:w="0" w:type="dxa"/>
-          </w:tblCellMar>
-        </w:tblPrEx>
         <w:tc>
           <w:tcPr>
             <w:tcW w:w="3200" w:type="dxa"/>
@@ -1961,8 +1890,6 @@
     <w:p>
       <w:pPr>
         <w:spacing w:after="100" w:line="276" w:lineRule="auto"/>
-      </w:pPr>
-      <w:r>
         <w:rPr>
           <w:b/>
           <w:bCs/>
@@ -1970,8 +1897,7 @@
           <w:sz w:val="30"/>
           <w:szCs w:val="30"/>
         </w:rPr>
-        <w:t>Video Tutorial</w:t>
-      </w:r>
+      </w:pPr>
       <w:r>
         <w:rPr>
           <w:b/>
@@ -1980,11 +1906,21 @@
           <w:sz w:val="30"/>
           <w:szCs w:val="30"/>
         </w:rPr>
-        <w:t xml:space="preserve"> - </w:t>
-      </w:r>
-      <w:r>
-        <w:t>link</w:t>
-      </w:r>
+        <w:t>Video Tutorial</w:t>
+      </w:r>
+    </w:p>
+    <w:p>
+      <w:pPr>
+        <w:spacing w:after="100" w:line="276" w:lineRule="auto"/>
+      </w:pPr>
+      <w:hyperlink r:id="rId9" w:history="1">
+        <w:r>
+          <w:rPr>
+            <w:rStyle w:val="Hipervnculo"/>
+          </w:rPr>
+          <w:t>https://youtu.be/IIUzM6Bzqy8</w:t>
+        </w:r>
+      </w:hyperlink>
     </w:p>
     <w:p>
       <w:pPr>
@@ -2023,12 +1959,6 @@
         <w:gridCol w:w="5960"/>
       </w:tblGrid>
       <w:tr>
-        <w:tblPrEx>
-          <w:tblCellMar>
-            <w:top w:w="0" w:type="dxa"/>
-            <w:bottom w:w="0" w:type="dxa"/>
-          </w:tblCellMar>
-        </w:tblPrEx>
         <w:trPr>
           <w:tblHeader/>
         </w:trPr>
@@ -2088,12 +2018,6 @@
         </w:tc>
       </w:tr>
       <w:tr>
-        <w:tblPrEx>
-          <w:tblCellMar>
-            <w:top w:w="0" w:type="dxa"/>
-            <w:bottom w:w="0" w:type="dxa"/>
-          </w:tblCellMar>
-        </w:tblPrEx>
         <w:tc>
           <w:tcPr>
             <w:tcW w:w="3400" w:type="dxa"/>
@@ -2142,12 +2066,6 @@
         </w:tc>
       </w:tr>
       <w:tr>
-        <w:tblPrEx>
-          <w:tblCellMar>
-            <w:top w:w="0" w:type="dxa"/>
-            <w:bottom w:w="0" w:type="dxa"/>
-          </w:tblCellMar>
-        </w:tblPrEx>
         <w:tc>
           <w:tcPr>
             <w:tcW w:w="3400" w:type="dxa"/>
@@ -2198,12 +2116,6 @@
         </w:tc>
       </w:tr>
       <w:tr>
-        <w:tblPrEx>
-          <w:tblCellMar>
-            <w:top w:w="0" w:type="dxa"/>
-            <w:bottom w:w="0" w:type="dxa"/>
-          </w:tblCellMar>
-        </w:tblPrEx>
         <w:tc>
           <w:tcPr>
             <w:tcW w:w="3400" w:type="dxa"/>
@@ -2252,12 +2164,6 @@
         </w:tc>
       </w:tr>
       <w:tr>
-        <w:tblPrEx>
-          <w:tblCellMar>
-            <w:top w:w="0" w:type="dxa"/>
-            <w:bottom w:w="0" w:type="dxa"/>
-          </w:tblCellMar>
-        </w:tblPrEx>
         <w:tc>
           <w:tcPr>
             <w:tcW w:w="3400" w:type="dxa"/>
@@ -3332,6 +3238,18 @@
       <w:szCs w:val="20"/>
     </w:rPr>
   </w:style>
+  <w:style w:type="character" w:styleId="Mencinsinresolver">
+    <w:name w:val="Unresolved Mention"/>
+    <w:basedOn w:val="Fuentedeprrafopredeter"/>
+    <w:uiPriority w:val="99"/>
+    <w:semiHidden/>
+    <w:unhideWhenUsed/>
+    <w:rsid w:val="00E87320"/>
+    <w:rPr>
+      <w:color w:val="605E5C"/>
+      <w:shd w:val="clear" w:color="auto" w:fill="E1DFDD"/>
+    </w:rPr>
+  </w:style>
 </w:styles>
 </file>
 
